--- a/Calendario2025/Actividades/A8_BGP/8_Configuracion_BGP.docx
+++ b/Calendario2025/Actividades/A8_BGP/8_Configuracion_BGP.docx
@@ -1,6 +1,6 @@
 
 <file path=word/document.xml><?xml version="1.0" encoding="utf-8"?>
-<w:document xmlns:wpc="http://schemas.microsoft.com/office/word/2010/wordprocessingCanvas" xmlns:cx="http://schemas.microsoft.com/office/drawing/2014/chartex" xmlns:cx1="http://schemas.microsoft.com/office/drawing/2015/9/8/chartex" xmlns:cx2="http://schemas.microsoft.com/office/drawing/2015/10/21/chartex" xmlns:cx3="http://schemas.microsoft.com/office/drawing/2016/5/9/chartex" xmlns:cx4="http://schemas.microsoft.com/office/drawing/2016/5/10/chartex" xmlns:cx5="http://schemas.microsoft.com/office/drawing/2016/5/11/chartex" xmlns:cx6="http://schemas.microsoft.com/office/drawing/2016/5/12/chartex" xmlns:cx7="http://schemas.microsoft.com/office/drawing/2016/5/13/chartex" xmlns:cx8="http://schemas.microsoft.com/office/drawing/2016/5/14/chartex" xmlns:mc="http://schemas.openxmlformats.org/markup-compatibility/2006" xmlns:aink="http://schemas.microsoft.com/office/drawing/2016/ink" xmlns:am3d="http://schemas.microsoft.com/office/drawing/2017/model3d" xmlns:o="urn:schemas-microsoft-com:office:office" xmlns:oel="http://schemas.microsoft.com/office/2019/extlst" xmlns:r="http://schemas.openxmlformats.org/officeDocument/2006/relationships" xmlns:m="http://schemas.openxmlformats.org/officeDocument/2006/math" xmlns:v="urn:schemas-microsoft-com:vml" xmlns:wp14="http://schemas.microsoft.com/office/word/2010/wordprocessingDrawing" xmlns:wp="http://schemas.openxmlformats.org/drawingml/2006/wordprocessingDrawing" xmlns:w10="urn:schemas-microsoft-com:office:word" xmlns:w="http://schemas.openxmlformats.org/wordprocessingml/2006/main" xmlns:w14="http://schemas.microsoft.com/office/word/2010/wordml" xmlns:w15="http://schemas.microsoft.com/office/word/2012/wordml" xmlns:w16cex="http://schemas.microsoft.com/office/word/2018/wordml/cex" xmlns:w16cid="http://schemas.microsoft.com/office/word/2016/wordml/cid" xmlns:w16="http://schemas.microsoft.com/office/word/2018/wordml" xmlns:w16sdtdh="http://schemas.microsoft.com/office/word/2020/wordml/sdtdatahash" xmlns:w16se="http://schemas.microsoft.com/office/word/2015/wordml/symex" xmlns:wpg="http://schemas.microsoft.com/office/word/2010/wordprocessingGroup" xmlns:wpi="http://schemas.microsoft.com/office/word/2010/wordprocessingInk" xmlns:wne="http://schemas.microsoft.com/office/word/2006/wordml" xmlns:wps="http://schemas.microsoft.com/office/word/2010/wordprocessingShape" mc:Ignorable="w14 w15 w16se w16cid w16 w16cex w16sdtdh wp14">
+<w:document xmlns:wpc="http://schemas.microsoft.com/office/word/2010/wordprocessingCanvas" xmlns:cx="http://schemas.microsoft.com/office/drawing/2014/chartex" xmlns:cx1="http://schemas.microsoft.com/office/drawing/2015/9/8/chartex" xmlns:cx2="http://schemas.microsoft.com/office/drawing/2015/10/21/chartex" xmlns:cx3="http://schemas.microsoft.com/office/drawing/2016/5/9/chartex" xmlns:cx4="http://schemas.microsoft.com/office/drawing/2016/5/10/chartex" xmlns:cx5="http://schemas.microsoft.com/office/drawing/2016/5/11/chartex" xmlns:cx6="http://schemas.microsoft.com/office/drawing/2016/5/12/chartex" xmlns:cx7="http://schemas.microsoft.com/office/drawing/2016/5/13/chartex" xmlns:cx8="http://schemas.microsoft.com/office/drawing/2016/5/14/chartex" xmlns:mc="http://schemas.openxmlformats.org/markup-compatibility/2006" xmlns:aink="http://schemas.microsoft.com/office/drawing/2016/ink" xmlns:am3d="http://schemas.microsoft.com/office/drawing/2017/model3d" xmlns:o="urn:schemas-microsoft-com:office:office" xmlns:oel="http://schemas.microsoft.com/office/2019/extlst" xmlns:r="http://schemas.openxmlformats.org/officeDocument/2006/relationships" xmlns:m="http://schemas.openxmlformats.org/officeDocument/2006/math" xmlns:v="urn:schemas-microsoft-com:vml" xmlns:wp14="http://schemas.microsoft.com/office/word/2010/wordprocessingDrawing" xmlns:wp="http://schemas.openxmlformats.org/drawingml/2006/wordprocessingDrawing" xmlns:w10="urn:schemas-microsoft-com:office:word" xmlns:w="http://schemas.openxmlformats.org/wordprocessingml/2006/main" xmlns:w14="http://schemas.microsoft.com/office/word/2010/wordml" xmlns:w15="http://schemas.microsoft.com/office/word/2012/wordml" xmlns:w16cex="http://schemas.microsoft.com/office/word/2018/wordml/cex" xmlns:w16cid="http://schemas.microsoft.com/office/word/2016/wordml/cid" xmlns:w16="http://schemas.microsoft.com/office/word/2018/wordml" xmlns:w16du="http://schemas.microsoft.com/office/word/2023/wordml/word16du" xmlns:w16sdtdh="http://schemas.microsoft.com/office/word/2020/wordml/sdtdatahash" xmlns:w16sdtfl="http://schemas.microsoft.com/office/word/2024/wordml/sdtformatlock" xmlns:w16se="http://schemas.microsoft.com/office/word/2015/wordml/symex" xmlns:wpg="http://schemas.microsoft.com/office/word/2010/wordprocessingGroup" xmlns:wpi="http://schemas.microsoft.com/office/word/2010/wordprocessingInk" xmlns:wne="http://schemas.microsoft.com/office/word/2006/wordml" xmlns:wps="http://schemas.microsoft.com/office/word/2010/wordprocessingShape" mc:Ignorable="w14 w15 w16se w16cid w16 w16cex w16sdtdh w16sdtfl w16du wp14">
   <w:body>
     <w:p>
       <w:pPr>
@@ -78,14 +78,11 @@
     </w:p>
     <w:p>
       <w:r>
-        <w:rPr>
-          <w:noProof/>
-        </w:rPr>
         <w:drawing>
-          <wp:inline distT="0" distB="0" distL="0" distR="0" wp14:anchorId="394AA36C" wp14:editId="3EE3874A">
-            <wp:extent cx="6353175" cy="3448050"/>
-            <wp:effectExtent l="0" t="0" r="9525" b="0"/>
-            <wp:docPr id="2" name="Imagen 2"/>
+          <wp:inline distT="0" distB="0" distL="0" distR="0" wp14:anchorId="6DB27D25" wp14:editId="4858082E">
+            <wp:extent cx="6400800" cy="3617595"/>
+            <wp:effectExtent l="0" t="0" r="0" b="1905"/>
+            <wp:docPr id="1639474585" name="Picture 1" descr="A diagram of a network&#10;&#10;AI-generated content may be incorrect."/>
             <wp:cNvGraphicFramePr>
               <a:graphicFrameLocks xmlns:a="http://schemas.openxmlformats.org/drawingml/2006/main" noChangeAspect="1"/>
             </wp:cNvGraphicFramePr>
@@ -93,36 +90,23 @@
               <a:graphicData uri="http://schemas.openxmlformats.org/drawingml/2006/picture">
                 <pic:pic xmlns:pic="http://schemas.openxmlformats.org/drawingml/2006/picture">
                   <pic:nvPicPr>
-                    <pic:cNvPr id="0" name="Picture 1"/>
-                    <pic:cNvPicPr>
-                      <a:picLocks noChangeAspect="1" noChangeArrowheads="1"/>
-                    </pic:cNvPicPr>
+                    <pic:cNvPr id="1639474585" name="Picture 1" descr="A diagram of a network&#10;&#10;AI-generated content may be incorrect."/>
+                    <pic:cNvPicPr/>
                   </pic:nvPicPr>
                   <pic:blipFill>
-                    <a:blip r:embed="rId5">
-                      <a:extLst>
-                        <a:ext uri="{28A0092B-C50C-407E-A947-70E740481C1C}">
-                          <a14:useLocalDpi xmlns:a14="http://schemas.microsoft.com/office/drawing/2010/main" val="0"/>
-                        </a:ext>
-                      </a:extLst>
-                    </a:blip>
-                    <a:srcRect/>
+                    <a:blip r:embed="rId5"/>
                     <a:stretch>
                       <a:fillRect/>
                     </a:stretch>
                   </pic:blipFill>
-                  <pic:spPr bwMode="auto">
+                  <pic:spPr>
                     <a:xfrm>
                       <a:off x="0" y="0"/>
-                      <a:ext cx="6353175" cy="3448050"/>
+                      <a:ext cx="6400800" cy="3617595"/>
                     </a:xfrm>
                     <a:prstGeom prst="rect">
                       <a:avLst/>
                     </a:prstGeom>
-                    <a:noFill/>
-                    <a:ln>
-                      <a:noFill/>
-                    </a:ln>
                   </pic:spPr>
                 </pic:pic>
               </a:graphicData>
@@ -150,7 +134,7 @@
     </w:p>
     <w:p>
       <w:pPr>
-        <w:pStyle w:val="Prrafodelista"/>
+        <w:pStyle w:val="ListParagraph"/>
         <w:numPr>
           <w:ilvl w:val="0"/>
           <w:numId w:val="1"/>
@@ -177,12 +161,26 @@
         <w:rPr>
           <w:rFonts w:ascii="Arial" w:hAnsi="Arial" w:cs="Arial"/>
         </w:rPr>
-        <w:t xml:space="preserve"> routers del 0 al 6. </w:t>
-      </w:r>
-    </w:p>
-    <w:p>
-      <w:pPr>
-        <w:pStyle w:val="Prrafodelista"/>
+        <w:t xml:space="preserve"> </w:t>
+      </w:r>
+      <w:proofErr w:type="spellStart"/>
+      <w:r>
+        <w:rPr>
+          <w:rFonts w:ascii="Arial" w:hAnsi="Arial" w:cs="Arial"/>
+        </w:rPr>
+        <w:t>routers</w:t>
+      </w:r>
+      <w:proofErr w:type="spellEnd"/>
+      <w:r>
+        <w:rPr>
+          <w:rFonts w:ascii="Arial" w:hAnsi="Arial" w:cs="Arial"/>
+        </w:rPr>
+        <w:t xml:space="preserve"> del 0 al 6. </w:t>
+      </w:r>
+    </w:p>
+    <w:p>
+      <w:pPr>
+        <w:pStyle w:val="ListParagraph"/>
         <w:numPr>
           <w:ilvl w:val="0"/>
           <w:numId w:val="1"/>
@@ -197,12 +195,38 @@
         <w:rPr>
           <w:rFonts w:ascii="Arial" w:hAnsi="Arial" w:cs="Arial"/>
         </w:rPr>
-        <w:t xml:space="preserve">Cada router está en un sistema autónomo distinto. Tenemos el sistema autónomo 65000, luego 65100 y así. </w:t>
-      </w:r>
-    </w:p>
-    <w:p>
-      <w:pPr>
-        <w:pStyle w:val="Prrafodelista"/>
+        <w:t xml:space="preserve">Cada </w:t>
+      </w:r>
+      <w:proofErr w:type="spellStart"/>
+      <w:r>
+        <w:rPr>
+          <w:rFonts w:ascii="Arial" w:hAnsi="Arial" w:cs="Arial"/>
+        </w:rPr>
+        <w:t>router</w:t>
+      </w:r>
+      <w:proofErr w:type="spellEnd"/>
+      <w:r>
+        <w:rPr>
+          <w:rFonts w:ascii="Arial" w:hAnsi="Arial" w:cs="Arial"/>
+        </w:rPr>
+        <w:t xml:space="preserve"> está en un sistema autónomo distinto. Tenemos el sistema autónomo 65000, luego 650</w:t>
+      </w:r>
+      <w:r>
+        <w:rPr>
+          <w:rFonts w:ascii="Arial" w:hAnsi="Arial" w:cs="Arial"/>
+        </w:rPr>
+        <w:t>1</w:t>
+      </w:r>
+      <w:r>
+        <w:rPr>
+          <w:rFonts w:ascii="Arial" w:hAnsi="Arial" w:cs="Arial"/>
+        </w:rPr>
+        <w:t xml:space="preserve">0 y así. </w:t>
+      </w:r>
+    </w:p>
+    <w:p>
+      <w:pPr>
+        <w:pStyle w:val="ListParagraph"/>
         <w:numPr>
           <w:ilvl w:val="0"/>
           <w:numId w:val="1"/>
@@ -217,12 +241,26 @@
         <w:rPr>
           <w:rFonts w:ascii="Arial" w:hAnsi="Arial" w:cs="Arial"/>
         </w:rPr>
-        <w:t xml:space="preserve">Cada router está conectado a un switch y tiene una conexión hacia una red LAN. </w:t>
-      </w:r>
-    </w:p>
-    <w:p>
-      <w:pPr>
-        <w:pStyle w:val="Prrafodelista"/>
+        <w:t xml:space="preserve">Cada </w:t>
+      </w:r>
+      <w:proofErr w:type="spellStart"/>
+      <w:r>
+        <w:rPr>
+          <w:rFonts w:ascii="Arial" w:hAnsi="Arial" w:cs="Arial"/>
+        </w:rPr>
+        <w:t>router</w:t>
+      </w:r>
+      <w:proofErr w:type="spellEnd"/>
+      <w:r>
+        <w:rPr>
+          <w:rFonts w:ascii="Arial" w:hAnsi="Arial" w:cs="Arial"/>
+        </w:rPr>
+        <w:t xml:space="preserve"> está conectado a un switch y tiene una conexión hacia una red LAN. </w:t>
+      </w:r>
+    </w:p>
+    <w:p>
+      <w:pPr>
+        <w:pStyle w:val="ListParagraph"/>
         <w:numPr>
           <w:ilvl w:val="0"/>
           <w:numId w:val="1"/>
@@ -242,7 +280,7 @@
     </w:p>
     <w:p>
       <w:pPr>
-        <w:pStyle w:val="Prrafodelista"/>
+        <w:pStyle w:val="ListParagraph"/>
         <w:numPr>
           <w:ilvl w:val="0"/>
           <w:numId w:val="1"/>
@@ -257,7 +295,21 @@
         <w:rPr>
           <w:rFonts w:ascii="Arial" w:hAnsi="Arial" w:cs="Arial"/>
         </w:rPr>
-        <w:t xml:space="preserve">Los enlaces entre routers son redes clase </w:t>
+        <w:t xml:space="preserve">Los enlaces entre </w:t>
+      </w:r>
+      <w:proofErr w:type="spellStart"/>
+      <w:r>
+        <w:rPr>
+          <w:rFonts w:ascii="Arial" w:hAnsi="Arial" w:cs="Arial"/>
+        </w:rPr>
+        <w:t>routers</w:t>
+      </w:r>
+      <w:proofErr w:type="spellEnd"/>
+      <w:r>
+        <w:rPr>
+          <w:rFonts w:ascii="Arial" w:hAnsi="Arial" w:cs="Arial"/>
+        </w:rPr>
+        <w:t xml:space="preserve"> son redes clase </w:t>
       </w:r>
       <w:r>
         <w:rPr>
@@ -274,7 +326,7 @@
     </w:p>
     <w:p>
       <w:pPr>
-        <w:pStyle w:val="Prrafodelista"/>
+        <w:pStyle w:val="ListParagraph"/>
         <w:numPr>
           <w:ilvl w:val="0"/>
           <w:numId w:val="1"/>
@@ -289,7 +341,21 @@
         <w:rPr>
           <w:rFonts w:ascii="Arial" w:hAnsi="Arial" w:cs="Arial"/>
         </w:rPr>
-        <w:t xml:space="preserve">La tarea es utilizando los comandos vistos configurar todos los routers para tener una conectividad completa. </w:t>
+        <w:t xml:space="preserve">La tarea es utilizando los comandos vistos configurar todos los </w:t>
+      </w:r>
+      <w:proofErr w:type="spellStart"/>
+      <w:r>
+        <w:rPr>
+          <w:rFonts w:ascii="Arial" w:hAnsi="Arial" w:cs="Arial"/>
+        </w:rPr>
+        <w:t>routers</w:t>
+      </w:r>
+      <w:proofErr w:type="spellEnd"/>
+      <w:r>
+        <w:rPr>
+          <w:rFonts w:ascii="Arial" w:hAnsi="Arial" w:cs="Arial"/>
+        </w:rPr>
+        <w:t xml:space="preserve"> para tener una conectividad completa. </w:t>
       </w:r>
     </w:p>
     <w:p>
@@ -342,7 +408,7 @@
     </w:p>
     <w:p>
       <w:pPr>
-        <w:pStyle w:val="Prrafodelista"/>
+        <w:pStyle w:val="ListParagraph"/>
         <w:numPr>
           <w:ilvl w:val="0"/>
           <w:numId w:val="5"/>
@@ -376,7 +442,7 @@
     </w:p>
     <w:p>
       <w:pPr>
-        <w:pStyle w:val="Prrafodelista"/>
+        <w:pStyle w:val="ListParagraph"/>
         <w:numPr>
           <w:ilvl w:val="0"/>
           <w:numId w:val="5"/>
@@ -405,7 +471,21 @@
         <w:rPr>
           <w:rFonts w:ascii="Arial" w:hAnsi="Arial" w:cs="Arial"/>
         </w:rPr>
-        <w:t>Este router está en el sistema autónomo 65000</w:t>
+        <w:t xml:space="preserve">Este </w:t>
+      </w:r>
+      <w:proofErr w:type="spellStart"/>
+      <w:r>
+        <w:rPr>
+          <w:rFonts w:ascii="Arial" w:hAnsi="Arial" w:cs="Arial"/>
+        </w:rPr>
+        <w:t>router</w:t>
+      </w:r>
+      <w:proofErr w:type="spellEnd"/>
+      <w:r>
+        <w:rPr>
+          <w:rFonts w:ascii="Arial" w:hAnsi="Arial" w:cs="Arial"/>
+        </w:rPr>
+        <w:t xml:space="preserve"> está en el sistema autónomo 65000</w:t>
       </w:r>
       <w:r>
         <w:rPr>
@@ -416,7 +496,7 @@
     </w:p>
     <w:p>
       <w:pPr>
-        <w:pStyle w:val="Prrafodelista"/>
+        <w:pStyle w:val="ListParagraph"/>
         <w:numPr>
           <w:ilvl w:val="0"/>
           <w:numId w:val="5"/>
@@ -438,7 +518,7 @@
     </w:p>
     <w:p>
       <w:pPr>
-        <w:pStyle w:val="Prrafodelista"/>
+        <w:pStyle w:val="ListParagraph"/>
         <w:numPr>
           <w:ilvl w:val="0"/>
           <w:numId w:val="5"/>
@@ -483,7 +563,21 @@
         <w:rPr>
           <w:rFonts w:ascii="Arial" w:hAnsi="Arial" w:cs="Arial"/>
         </w:rPr>
-        <w:t xml:space="preserve"> del router R0.</w:t>
+        <w:t xml:space="preserve"> del </w:t>
+      </w:r>
+      <w:proofErr w:type="spellStart"/>
+      <w:r>
+        <w:rPr>
+          <w:rFonts w:ascii="Arial" w:hAnsi="Arial" w:cs="Arial"/>
+        </w:rPr>
+        <w:t>router</w:t>
+      </w:r>
+      <w:proofErr w:type="spellEnd"/>
+      <w:r>
+        <w:rPr>
+          <w:rFonts w:ascii="Arial" w:hAnsi="Arial" w:cs="Arial"/>
+        </w:rPr>
+        <w:t xml:space="preserve"> R0.</w:t>
       </w:r>
     </w:p>
     <w:p>
@@ -541,14 +635,25 @@
           <w:lang w:val="es-ES"/>
         </w:rPr>
       </w:pPr>
-      <w:r>
-        <w:rPr>
-          <w:rFonts w:ascii="Arial" w:hAnsi="Arial" w:cs="Arial"/>
-          <w:b/>
-          <w:bCs/>
-          <w:lang w:val="es-ES"/>
-        </w:rPr>
-        <w:lastRenderedPageBreak/>
+    </w:p>
+    <w:p>
+      <w:pPr>
+        <w:spacing w:before="360"/>
+        <w:jc w:val="both"/>
+        <w:rPr>
+          <w:rFonts w:ascii="Arial" w:hAnsi="Arial" w:cs="Arial"/>
+          <w:b/>
+          <w:bCs/>
+          <w:lang w:val="es-ES"/>
+        </w:rPr>
+      </w:pPr>
+      <w:r>
+        <w:rPr>
+          <w:rFonts w:ascii="Arial" w:hAnsi="Arial" w:cs="Arial"/>
+          <w:b/>
+          <w:bCs/>
+          <w:lang w:val="es-ES"/>
+        </w:rPr>
         <w:t xml:space="preserve">Paso </w:t>
       </w:r>
       <w:r>
@@ -581,7 +686,7 @@
     </w:p>
     <w:p>
       <w:pPr>
-        <w:pStyle w:val="Prrafodelista"/>
+        <w:pStyle w:val="ListParagraph"/>
         <w:numPr>
           <w:ilvl w:val="0"/>
           <w:numId w:val="6"/>
@@ -598,14 +703,70 @@
         </w:rPr>
         <w:t xml:space="preserve">Ejecuta el comando </w:t>
       </w:r>
-      <w:r>
-        <w:rPr>
-          <w:rFonts w:ascii="Arial" w:hAnsi="Arial" w:cs="Arial"/>
-          <w:b/>
-          <w:bCs/>
-        </w:rPr>
-        <w:t>sh ip bgp summary</w:t>
-      </w:r>
+      <w:proofErr w:type="spellStart"/>
+      <w:r>
+        <w:rPr>
+          <w:rFonts w:ascii="Arial" w:hAnsi="Arial" w:cs="Arial"/>
+          <w:b/>
+          <w:bCs/>
+        </w:rPr>
+        <w:t>sh</w:t>
+      </w:r>
+      <w:proofErr w:type="spellEnd"/>
+      <w:r>
+        <w:rPr>
+          <w:rFonts w:ascii="Arial" w:hAnsi="Arial" w:cs="Arial"/>
+          <w:b/>
+          <w:bCs/>
+        </w:rPr>
+        <w:t xml:space="preserve"> </w:t>
+      </w:r>
+      <w:proofErr w:type="spellStart"/>
+      <w:r>
+        <w:rPr>
+          <w:rFonts w:ascii="Arial" w:hAnsi="Arial" w:cs="Arial"/>
+          <w:b/>
+          <w:bCs/>
+        </w:rPr>
+        <w:t>ip</w:t>
+      </w:r>
+      <w:proofErr w:type="spellEnd"/>
+      <w:r>
+        <w:rPr>
+          <w:rFonts w:ascii="Arial" w:hAnsi="Arial" w:cs="Arial"/>
+          <w:b/>
+          <w:bCs/>
+        </w:rPr>
+        <w:t xml:space="preserve"> </w:t>
+      </w:r>
+      <w:proofErr w:type="spellStart"/>
+      <w:r>
+        <w:rPr>
+          <w:rFonts w:ascii="Arial" w:hAnsi="Arial" w:cs="Arial"/>
+          <w:b/>
+          <w:bCs/>
+        </w:rPr>
+        <w:t>bgp</w:t>
+      </w:r>
+      <w:proofErr w:type="spellEnd"/>
+      <w:r>
+        <w:rPr>
+          <w:rFonts w:ascii="Arial" w:hAnsi="Arial" w:cs="Arial"/>
+          <w:b/>
+          <w:bCs/>
+        </w:rPr>
+        <w:t xml:space="preserve"> </w:t>
+      </w:r>
+      <w:proofErr w:type="spellStart"/>
+      <w:r>
+        <w:rPr>
+          <w:rFonts w:ascii="Arial" w:hAnsi="Arial" w:cs="Arial"/>
+          <w:b/>
+          <w:bCs/>
+        </w:rPr>
+        <w:t>summary</w:t>
+      </w:r>
+      <w:proofErr w:type="spellEnd"/>
       <w:r>
         <w:rPr>
           <w:rFonts w:ascii="Arial" w:hAnsi="Arial" w:cs="Arial"/>
@@ -642,14 +803,70 @@
           <w:bCs/>
         </w:rPr>
       </w:pPr>
-      <w:r>
-        <w:rPr>
-          <w:rFonts w:ascii="Arial" w:hAnsi="Arial" w:cs="Arial"/>
-          <w:b/>
-          <w:bCs/>
-        </w:rPr>
-        <w:t>sh ip bgp summary</w:t>
-      </w:r>
+      <w:proofErr w:type="spellStart"/>
+      <w:r>
+        <w:rPr>
+          <w:rFonts w:ascii="Arial" w:hAnsi="Arial" w:cs="Arial"/>
+          <w:b/>
+          <w:bCs/>
+        </w:rPr>
+        <w:t>sh</w:t>
+      </w:r>
+      <w:proofErr w:type="spellEnd"/>
+      <w:r>
+        <w:rPr>
+          <w:rFonts w:ascii="Arial" w:hAnsi="Arial" w:cs="Arial"/>
+          <w:b/>
+          <w:bCs/>
+        </w:rPr>
+        <w:t xml:space="preserve"> </w:t>
+      </w:r>
+      <w:proofErr w:type="spellStart"/>
+      <w:r>
+        <w:rPr>
+          <w:rFonts w:ascii="Arial" w:hAnsi="Arial" w:cs="Arial"/>
+          <w:b/>
+          <w:bCs/>
+        </w:rPr>
+        <w:t>ip</w:t>
+      </w:r>
+      <w:proofErr w:type="spellEnd"/>
+      <w:r>
+        <w:rPr>
+          <w:rFonts w:ascii="Arial" w:hAnsi="Arial" w:cs="Arial"/>
+          <w:b/>
+          <w:bCs/>
+        </w:rPr>
+        <w:t xml:space="preserve"> </w:t>
+      </w:r>
+      <w:proofErr w:type="spellStart"/>
+      <w:r>
+        <w:rPr>
+          <w:rFonts w:ascii="Arial" w:hAnsi="Arial" w:cs="Arial"/>
+          <w:b/>
+          <w:bCs/>
+        </w:rPr>
+        <w:t>bgp</w:t>
+      </w:r>
+      <w:proofErr w:type="spellEnd"/>
+      <w:r>
+        <w:rPr>
+          <w:rFonts w:ascii="Arial" w:hAnsi="Arial" w:cs="Arial"/>
+          <w:b/>
+          <w:bCs/>
+        </w:rPr>
+        <w:t xml:space="preserve"> </w:t>
+      </w:r>
+      <w:proofErr w:type="spellStart"/>
+      <w:r>
+        <w:rPr>
+          <w:rFonts w:ascii="Arial" w:hAnsi="Arial" w:cs="Arial"/>
+          <w:b/>
+          <w:bCs/>
+        </w:rPr>
+        <w:t>summary</w:t>
+      </w:r>
+      <w:proofErr w:type="spellEnd"/>
     </w:p>
     <w:p>
       <w:pPr>
@@ -669,7 +886,7 @@
     </w:p>
     <w:p>
       <w:pPr>
-        <w:pStyle w:val="Prrafodelista"/>
+        <w:pStyle w:val="ListParagraph"/>
         <w:numPr>
           <w:ilvl w:val="0"/>
           <w:numId w:val="6"/>
@@ -686,14 +903,52 @@
         </w:rPr>
         <w:t xml:space="preserve">Ejecuta el comando </w:t>
       </w:r>
-      <w:r>
-        <w:rPr>
-          <w:rFonts w:ascii="Arial" w:hAnsi="Arial" w:cs="Arial"/>
-          <w:b/>
-          <w:bCs/>
-        </w:rPr>
-        <w:t>sh ip bgp</w:t>
-      </w:r>
+      <w:proofErr w:type="spellStart"/>
+      <w:r>
+        <w:rPr>
+          <w:rFonts w:ascii="Arial" w:hAnsi="Arial" w:cs="Arial"/>
+          <w:b/>
+          <w:bCs/>
+        </w:rPr>
+        <w:t>sh</w:t>
+      </w:r>
+      <w:proofErr w:type="spellEnd"/>
+      <w:r>
+        <w:rPr>
+          <w:rFonts w:ascii="Arial" w:hAnsi="Arial" w:cs="Arial"/>
+          <w:b/>
+          <w:bCs/>
+        </w:rPr>
+        <w:t xml:space="preserve"> </w:t>
+      </w:r>
+      <w:proofErr w:type="spellStart"/>
+      <w:r>
+        <w:rPr>
+          <w:rFonts w:ascii="Arial" w:hAnsi="Arial" w:cs="Arial"/>
+          <w:b/>
+          <w:bCs/>
+        </w:rPr>
+        <w:t>ip</w:t>
+      </w:r>
+      <w:proofErr w:type="spellEnd"/>
+      <w:r>
+        <w:rPr>
+          <w:rFonts w:ascii="Arial" w:hAnsi="Arial" w:cs="Arial"/>
+          <w:b/>
+          <w:bCs/>
+        </w:rPr>
+        <w:t xml:space="preserve"> </w:t>
+      </w:r>
+      <w:proofErr w:type="spellStart"/>
+      <w:r>
+        <w:rPr>
+          <w:rFonts w:ascii="Arial" w:hAnsi="Arial" w:cs="Arial"/>
+          <w:b/>
+          <w:bCs/>
+        </w:rPr>
+        <w:t>bgp</w:t>
+      </w:r>
+      <w:proofErr w:type="spellEnd"/>
       <w:r>
         <w:rPr>
           <w:rFonts w:ascii="Arial" w:hAnsi="Arial" w:cs="Arial"/>
@@ -765,7 +1020,7 @@
     </w:p>
     <w:p>
       <w:pPr>
-        <w:pStyle w:val="Prrafodelista"/>
+        <w:pStyle w:val="ListParagraph"/>
         <w:numPr>
           <w:ilvl w:val="0"/>
           <w:numId w:val="7"/>
@@ -785,7 +1040,7 @@
     </w:p>
     <w:p>
       <w:pPr>
-        <w:pStyle w:val="Prrafodelista"/>
+        <w:pStyle w:val="ListParagraph"/>
         <w:numPr>
           <w:ilvl w:val="0"/>
           <w:numId w:val="7"/>
@@ -805,7 +1060,7 @@
     </w:p>
     <w:p>
       <w:pPr>
-        <w:pStyle w:val="Prrafodelista"/>
+        <w:pStyle w:val="ListParagraph"/>
         <w:numPr>
           <w:ilvl w:val="0"/>
           <w:numId w:val="7"/>
@@ -879,7 +1134,7 @@
     </w:p>
     <w:p>
       <w:pPr>
-        <w:pStyle w:val="Prrafodelista"/>
+        <w:pStyle w:val="ListParagraph"/>
         <w:numPr>
           <w:ilvl w:val="0"/>
           <w:numId w:val="8"/>
@@ -958,7 +1213,7 @@
 </file>
 
 <file path=word/numbering.xml><?xml version="1.0" encoding="utf-8"?>
-<w:numbering xmlns:wpc="http://schemas.microsoft.com/office/word/2010/wordprocessingCanvas" xmlns:cx="http://schemas.microsoft.com/office/drawing/2014/chartex" xmlns:cx1="http://schemas.microsoft.com/office/drawing/2015/9/8/chartex" xmlns:cx2="http://schemas.microsoft.com/office/drawing/2015/10/21/chartex" xmlns:cx3="http://schemas.microsoft.com/office/drawing/2016/5/9/chartex" xmlns:cx4="http://schemas.microsoft.com/office/drawing/2016/5/10/chartex" xmlns:cx5="http://schemas.microsoft.com/office/drawing/2016/5/11/chartex" xmlns:cx6="http://schemas.microsoft.com/office/drawing/2016/5/12/chartex" xmlns:cx7="http://schemas.microsoft.com/office/drawing/2016/5/13/chartex" xmlns:cx8="http://schemas.microsoft.com/office/drawing/2016/5/14/chartex" xmlns:mc="http://schemas.openxmlformats.org/markup-compatibility/2006" xmlns:aink="http://schemas.microsoft.com/office/drawing/2016/ink" xmlns:am3d="http://schemas.microsoft.com/office/drawing/2017/model3d" xmlns:o="urn:schemas-microsoft-com:office:office" xmlns:oel="http://schemas.microsoft.com/office/2019/extlst" xmlns:r="http://schemas.openxmlformats.org/officeDocument/2006/relationships" xmlns:m="http://schemas.openxmlformats.org/officeDocument/2006/math" xmlns:v="urn:schemas-microsoft-com:vml" xmlns:wp14="http://schemas.microsoft.com/office/word/2010/wordprocessingDrawing" xmlns:wp="http://schemas.openxmlformats.org/drawingml/2006/wordprocessingDrawing" xmlns:w10="urn:schemas-microsoft-com:office:word" xmlns:w="http://schemas.openxmlformats.org/wordprocessingml/2006/main" xmlns:w14="http://schemas.microsoft.com/office/word/2010/wordml" xmlns:w15="http://schemas.microsoft.com/office/word/2012/wordml" xmlns:w16cex="http://schemas.microsoft.com/office/word/2018/wordml/cex" xmlns:w16cid="http://schemas.microsoft.com/office/word/2016/wordml/cid" xmlns:w16="http://schemas.microsoft.com/office/word/2018/wordml" xmlns:w16sdtdh="http://schemas.microsoft.com/office/word/2020/wordml/sdtdatahash" xmlns:w16se="http://schemas.microsoft.com/office/word/2015/wordml/symex" xmlns:wpg="http://schemas.microsoft.com/office/word/2010/wordprocessingGroup" xmlns:wpi="http://schemas.microsoft.com/office/word/2010/wordprocessingInk" xmlns:wne="http://schemas.microsoft.com/office/word/2006/wordml" xmlns:wps="http://schemas.microsoft.com/office/word/2010/wordprocessingShape" mc:Ignorable="w14 w15 w16se w16cid w16 w16cex w16sdtdh wp14">
+<w:numbering xmlns:wpc="http://schemas.microsoft.com/office/word/2010/wordprocessingCanvas" xmlns:cx="http://schemas.microsoft.com/office/drawing/2014/chartex" xmlns:cx1="http://schemas.microsoft.com/office/drawing/2015/9/8/chartex" xmlns:cx2="http://schemas.microsoft.com/office/drawing/2015/10/21/chartex" xmlns:cx3="http://schemas.microsoft.com/office/drawing/2016/5/9/chartex" xmlns:cx4="http://schemas.microsoft.com/office/drawing/2016/5/10/chartex" xmlns:cx5="http://schemas.microsoft.com/office/drawing/2016/5/11/chartex" xmlns:cx6="http://schemas.microsoft.com/office/drawing/2016/5/12/chartex" xmlns:cx7="http://schemas.microsoft.com/office/drawing/2016/5/13/chartex" xmlns:cx8="http://schemas.microsoft.com/office/drawing/2016/5/14/chartex" xmlns:mc="http://schemas.openxmlformats.org/markup-compatibility/2006" xmlns:aink="http://schemas.microsoft.com/office/drawing/2016/ink" xmlns:am3d="http://schemas.microsoft.com/office/drawing/2017/model3d" xmlns:o="urn:schemas-microsoft-com:office:office" xmlns:oel="http://schemas.microsoft.com/office/2019/extlst" xmlns:r="http://schemas.openxmlformats.org/officeDocument/2006/relationships" xmlns:m="http://schemas.openxmlformats.org/officeDocument/2006/math" xmlns:v="urn:schemas-microsoft-com:vml" xmlns:wp14="http://schemas.microsoft.com/office/word/2010/wordprocessingDrawing" xmlns:wp="http://schemas.openxmlformats.org/drawingml/2006/wordprocessingDrawing" xmlns:w10="urn:schemas-microsoft-com:office:word" xmlns:w="http://schemas.openxmlformats.org/wordprocessingml/2006/main" xmlns:w14="http://schemas.microsoft.com/office/word/2010/wordml" xmlns:w15="http://schemas.microsoft.com/office/word/2012/wordml" xmlns:w16cex="http://schemas.microsoft.com/office/word/2018/wordml/cex" xmlns:w16cid="http://schemas.microsoft.com/office/word/2016/wordml/cid" xmlns:w16="http://schemas.microsoft.com/office/word/2018/wordml" xmlns:w16du="http://schemas.microsoft.com/office/word/2023/wordml/word16du" xmlns:w16sdtdh="http://schemas.microsoft.com/office/word/2020/wordml/sdtdatahash" xmlns:w16sdtfl="http://schemas.microsoft.com/office/word/2024/wordml/sdtformatlock" xmlns:w16se="http://schemas.microsoft.com/office/word/2015/wordml/symex" xmlns:wpg="http://schemas.microsoft.com/office/word/2010/wordprocessingGroup" xmlns:wpi="http://schemas.microsoft.com/office/word/2010/wordprocessingInk" xmlns:wne="http://schemas.microsoft.com/office/word/2006/wordml" xmlns:wps="http://schemas.microsoft.com/office/word/2010/wordprocessingShape" mc:Ignorable="w14 w15 w16se w16cid w16 w16cex w16sdtdh w16sdtfl w16du wp14">
   <w:abstractNum w:abstractNumId="0" w15:restartNumberingAfterBreak="0">
     <w:nsid w:val="18DF4594"/>
     <w:multiLevelType w:val="hybridMultilevel"/>
@@ -1784,7 +2039,7 @@
 </file>
 
 <file path=word/styles.xml><?xml version="1.0" encoding="utf-8"?>
-<w:styles xmlns:mc="http://schemas.openxmlformats.org/markup-compatibility/2006" xmlns:r="http://schemas.openxmlformats.org/officeDocument/2006/relationships" xmlns:w="http://schemas.openxmlformats.org/wordprocessingml/2006/main" xmlns:w14="http://schemas.microsoft.com/office/word/2010/wordml" xmlns:w15="http://schemas.microsoft.com/office/word/2012/wordml" xmlns:w16cex="http://schemas.microsoft.com/office/word/2018/wordml/cex" xmlns:w16cid="http://schemas.microsoft.com/office/word/2016/wordml/cid" xmlns:w16="http://schemas.microsoft.com/office/word/2018/wordml" xmlns:w16sdtdh="http://schemas.microsoft.com/office/word/2020/wordml/sdtdatahash" xmlns:w16se="http://schemas.microsoft.com/office/word/2015/wordml/symex" mc:Ignorable="w14 w15 w16se w16cid w16 w16cex w16sdtdh">
+<w:styles xmlns:mc="http://schemas.openxmlformats.org/markup-compatibility/2006" xmlns:r="http://schemas.openxmlformats.org/officeDocument/2006/relationships" xmlns:w="http://schemas.openxmlformats.org/wordprocessingml/2006/main" xmlns:w14="http://schemas.microsoft.com/office/word/2010/wordml" xmlns:w15="http://schemas.microsoft.com/office/word/2012/wordml" xmlns:w16cex="http://schemas.microsoft.com/office/word/2018/wordml/cex" xmlns:w16cid="http://schemas.microsoft.com/office/word/2016/wordml/cid" xmlns:w16="http://schemas.microsoft.com/office/word/2018/wordml" xmlns:w16du="http://schemas.microsoft.com/office/word/2023/wordml/word16du" xmlns:w16sdtdh="http://schemas.microsoft.com/office/word/2020/wordml/sdtdatahash" xmlns:w16sdtfl="http://schemas.microsoft.com/office/word/2024/wordml/sdtformatlock" xmlns:w16se="http://schemas.microsoft.com/office/word/2015/wordml/symex" mc:Ignorable="w14 w15 w16se w16cid w16 w16cex w16sdtdh w16sdtfl w16du">
   <w:docDefaults>
     <w:rPrDefault>
       <w:rPr>
@@ -2184,13 +2439,13 @@
     <w:name w:val="Normal"/>
     <w:qFormat/>
   </w:style>
-  <w:style w:type="character" w:default="1" w:styleId="Fuentedeprrafopredeter">
+  <w:style w:type="character" w:default="1" w:styleId="DefaultParagraphFont">
     <w:name w:val="Default Paragraph Font"/>
     <w:uiPriority w:val="1"/>
     <w:semiHidden/>
     <w:unhideWhenUsed/>
   </w:style>
-  <w:style w:type="table" w:default="1" w:styleId="Tablanormal">
+  <w:style w:type="table" w:default="1" w:styleId="TableNormal">
     <w:name w:val="Normal Table"/>
     <w:uiPriority w:val="99"/>
     <w:semiHidden/>
@@ -2205,13 +2460,13 @@
       </w:tblCellMar>
     </w:tblPr>
   </w:style>
-  <w:style w:type="numbering" w:default="1" w:styleId="Sinlista">
+  <w:style w:type="numbering" w:default="1" w:styleId="NoList">
     <w:name w:val="No List"/>
     <w:uiPriority w:val="99"/>
     <w:semiHidden/>
     <w:unhideWhenUsed/>
   </w:style>
-  <w:style w:type="paragraph" w:styleId="Prrafodelista">
+  <w:style w:type="paragraph" w:styleId="ListParagraph">
     <w:name w:val="List Paragraph"/>
     <w:basedOn w:val="Normal"/>
     <w:uiPriority w:val="34"/>
